--- a/Вычислительная техника/Лабораторные работы/Лабораторная №6/БСТ_2502_Кочкин_лаб_6.docx
+++ b/Вычислительная техника/Лабораторные работы/Лабораторная №6/БСТ_2502_Кочкин_лаб_6.docx
@@ -685,7 +685,37 @@
           <w:szCs w:val="28"/>
           <w:lang w:val="ru-RU" w:eastAsia="zh-CN" w:bidi="hi-IN"/>
         </w:rPr>
-        <w:t>Ввести в программу моделирования схему для исследования ИМС D-триггера и исследовать его работу в динамическом режиме, продемонстрировать результат преподавателю.</w:t>
+        <w:t>Ввести в программу моделирования схему для исследования ИМС D-</w:t>
+      </w:r>
+      <w:r>
+        <w:rPr>
+          <w:rFonts w:ascii="Calibri" w:hAnsi="Calibri"/>
+          <w:b w:val="false"/>
+          <w:i w:val="false"/>
+          <w:caps w:val="false"/>
+          <w:smallCaps w:val="false"/>
+          <w:color w:val="34343C"/>
+          <w:spacing w:val="0"/>
+          <w:sz w:val="28"/>
+          <w:szCs w:val="28"/>
+          <w:lang w:val="ru-RU" w:eastAsia="zh-CN" w:bidi="hi-IN"/>
+        </w:rPr>
+        <w:t>т</w:t>
+      </w:r>
+      <w:r>
+        <w:rPr>
+          <w:rFonts w:ascii="Calibri" w:hAnsi="Calibri"/>
+          <w:b w:val="false"/>
+          <w:i w:val="false"/>
+          <w:caps w:val="false"/>
+          <w:smallCaps w:val="false"/>
+          <w:color w:val="34343C"/>
+          <w:spacing w:val="0"/>
+          <w:sz w:val="28"/>
+          <w:szCs w:val="28"/>
+          <w:lang w:val="ru-RU" w:eastAsia="zh-CN" w:bidi="hi-IN"/>
+        </w:rPr>
+        <w:t>риггера и исследовать его работу в динамическом режиме, продемонстрировать результат преподавателю.</w:t>
       </w:r>
     </w:p>
     <w:p>
@@ -1048,6 +1078,36 @@
           <w:szCs w:val="28"/>
           <w:lang w:val="ru-RU" w:eastAsia="zh-CN" w:bidi="hi-IN"/>
         </w:rPr>
+      </w:r>
+      <w:r>
+        <w:br w:type="page"/>
+      </w:r>
+    </w:p>
+    <w:p>
+      <w:pPr>
+        <w:pStyle w:val="Normal"/>
+        <w:bidi w:val="0"/>
+        <w:jc w:val="start"/>
+        <w:rPr>
+          <w:rFonts w:ascii="Calibri" w:hAnsi="Calibri" w:cs="Calibri"/>
+          <w:b/>
+          <w:bCs/>
+          <w:color w:val="auto"/>
+          <w:sz w:val="28"/>
+          <w:szCs w:val="28"/>
+          <w:lang w:val="ru-RU" w:eastAsia="zh-CN" w:bidi="hi-IN"/>
+        </w:rPr>
+      </w:pPr>
+      <w:r>
+        <w:rPr>
+          <w:rFonts w:cs="Calibri" w:ascii="Calibri" w:hAnsi="Calibri"/>
+          <w:b/>
+          <w:bCs/>
+          <w:color w:val="auto"/>
+          <w:sz w:val="28"/>
+          <w:szCs w:val="28"/>
+          <w:lang w:val="ru-RU" w:eastAsia="zh-CN" w:bidi="hi-IN"/>
+        </w:rPr>
         <w:t>Задание 3:</w:t>
       </w:r>
     </w:p>
@@ -1117,6 +1177,44 @@
           <w:szCs w:val="28"/>
           <w:lang w:val="ru-RU" w:eastAsia="zh-CN" w:bidi="hi-IN"/>
         </w:rPr>
+        <w:drawing>
+          <wp:inline distT="0" distB="0" distL="0" distR="0">
+            <wp:extent cx="6120130" cy="2435225"/>
+            <wp:effectExtent l="0" t="0" r="0" b="0"/>
+            <wp:docPr id="3" name="Изображение5"/>
+            <wp:cNvGraphicFramePr>
+              <a:graphicFrameLocks xmlns:a="http://schemas.openxmlformats.org/drawingml/2006/main" noChangeAspect="1"/>
+            </wp:cNvGraphicFramePr>
+            <a:graphic xmlns:a="http://schemas.openxmlformats.org/drawingml/2006/main">
+              <a:graphicData uri="http://schemas.openxmlformats.org/drawingml/2006/picture">
+                <pic:pic xmlns:pic="http://schemas.openxmlformats.org/drawingml/2006/picture">
+                  <pic:nvPicPr>
+                    <pic:cNvPr id="3" name="Изображение5"/>
+                    <pic:cNvPicPr>
+                      <a:picLocks noChangeAspect="1" noChangeArrowheads="1"/>
+                    </pic:cNvPicPr>
+                  </pic:nvPicPr>
+                  <pic:blipFill>
+                    <a:blip r:embed="rId4"/>
+                    <a:stretch>
+                      <a:fillRect/>
+                    </a:stretch>
+                  </pic:blipFill>
+                  <pic:spPr bwMode="auto">
+                    <a:xfrm>
+                      <a:off x="0" y="0"/>
+                      <a:ext cx="6120130" cy="2435225"/>
+                    </a:xfrm>
+                    <a:prstGeom prst="rect">
+                      <a:avLst/>
+                    </a:prstGeom>
+                    <a:noFill/>
+                  </pic:spPr>
+                </pic:pic>
+              </a:graphicData>
+            </a:graphic>
+          </wp:inline>
+        </w:drawing>
       </w:r>
       <w:r>
         <w:br w:type="page"/>
@@ -1243,7 +1341,7 @@
             <wp:extent cx="6120130" cy="2232025"/>
             <wp:effectExtent l="0" t="0" r="0" b="0"/>
             <wp:wrapSquare wrapText="largest"/>
-            <wp:docPr id="3" name="Изображение4"/>
+            <wp:docPr id="4" name="Изображение4"/>
             <wp:cNvGraphicFramePr>
               <a:graphicFrameLocks xmlns:a="http://schemas.openxmlformats.org/drawingml/2006/main" noChangeAspect="1"/>
             </wp:cNvGraphicFramePr>
@@ -1251,13 +1349,13 @@
               <a:graphicData uri="http://schemas.openxmlformats.org/drawingml/2006/picture">
                 <pic:pic xmlns:pic="http://schemas.openxmlformats.org/drawingml/2006/picture">
                   <pic:nvPicPr>
-                    <pic:cNvPr id="3" name="Изображение4"/>
+                    <pic:cNvPr id="4" name="Изображение4"/>
                     <pic:cNvPicPr>
                       <a:picLocks noChangeAspect="1" noChangeArrowheads="1"/>
                     </pic:cNvPicPr>
                   </pic:nvPicPr>
                   <pic:blipFill>
-                    <a:blip r:embed="rId4"/>
+                    <a:blip r:embed="rId5"/>
                     <a:stretch>
                       <a:fillRect/>
                     </a:stretch>
@@ -1424,7 +1522,7 @@
           <wp:inline distT="0" distB="0" distL="0" distR="0">
             <wp:extent cx="5972810" cy="3248025"/>
             <wp:effectExtent l="0" t="0" r="0" b="0"/>
-            <wp:docPr id="4" name="Изображение3"/>
+            <wp:docPr id="5" name="Изображение3"/>
             <wp:cNvGraphicFramePr>
               <a:graphicFrameLocks xmlns:a="http://schemas.openxmlformats.org/drawingml/2006/main" noChangeAspect="1"/>
             </wp:cNvGraphicFramePr>
@@ -1432,13 +1530,13 @@
               <a:graphicData uri="http://schemas.openxmlformats.org/drawingml/2006/picture">
                 <pic:pic xmlns:pic="http://schemas.openxmlformats.org/drawingml/2006/picture">
                   <pic:nvPicPr>
-                    <pic:cNvPr id="4" name="Изображение3"/>
+                    <pic:cNvPr id="5" name="Изображение3"/>
                     <pic:cNvPicPr>
                       <a:picLocks noChangeAspect="1" noChangeArrowheads="1"/>
                     </pic:cNvPicPr>
                   </pic:nvPicPr>
                   <pic:blipFill>
-                    <a:blip r:embed="rId5"/>
+                    <a:blip r:embed="rId6"/>
                     <a:stretch>
                       <a:fillRect/>
                     </a:stretch>
@@ -2092,22 +2190,22 @@
       <w:lang w:val="ru-RU" w:eastAsia="zh-CN" w:bidi="hi-IN"/>
     </w:rPr>
   </w:style>
-  <w:style w:type="character" w:styleId="user">
-    <w:name w:val="Маркеры (user)"/>
+  <w:style w:type="character" w:styleId="Style14">
+    <w:name w:val="Маркеры"/>
     <w:qFormat/>
     <w:rPr>
       <w:rFonts w:ascii="OpenSymbol" w:hAnsi="OpenSymbol" w:eastAsia="OpenSymbol" w:cs="OpenSymbol"/>
     </w:rPr>
   </w:style>
-  <w:style w:type="character" w:styleId="user1">
-    <w:name w:val="Символ нумерации (user)"/>
+  <w:style w:type="character" w:styleId="Style15">
+    <w:name w:val="Символ нумерации"/>
     <w:qFormat/>
     <w:rPr>
       <w:sz w:val="28"/>
       <w:szCs w:val="28"/>
     </w:rPr>
   </w:style>
-  <w:style w:type="paragraph" w:styleId="Style14">
+  <w:style w:type="paragraph" w:styleId="Style16">
     <w:name w:val="Заголовок"/>
     <w:basedOn w:val="Normal"/>
     <w:next w:val="BodyText"/>
@@ -2154,7 +2252,7 @@
       <w:szCs w:val="24"/>
     </w:rPr>
   </w:style>
-  <w:style w:type="paragraph" w:styleId="Style15">
+  <w:style w:type="paragraph" w:styleId="Style17">
     <w:name w:val="Указатель"/>
     <w:basedOn w:val="Normal"/>
     <w:qFormat/>
@@ -2165,7 +2263,7 @@
       <w:rFonts w:cs="Lucida Sans"/>
     </w:rPr>
   </w:style>
-  <w:style w:type="paragraph" w:styleId="user2">
+  <w:style w:type="paragraph" w:styleId="user">
     <w:name w:val="Заголовок (user)"/>
     <w:basedOn w:val="Normal"/>
     <w:next w:val="BodyText"/>
@@ -2180,7 +2278,7 @@
       <w:szCs w:val="28"/>
     </w:rPr>
   </w:style>
-  <w:style w:type="paragraph" w:styleId="user3">
+  <w:style w:type="paragraph" w:styleId="user1">
     <w:name w:val="Указатель (user)"/>
     <w:basedOn w:val="Normal"/>
     <w:qFormat/>

--- a/Вычислительная техника/Лабораторные работы/Лабораторная №6/БСТ_2502_Кочкин_лаб_6.docx
+++ b/Вычислительная техника/Лабораторные работы/Лабораторная №6/БСТ_2502_Кочкин_лаб_6.docx
@@ -484,7 +484,7 @@
           <w:szCs w:val="28"/>
           <w:lang w:val="ru-RU" w:eastAsia="zh-CN" w:bidi="hi-IN"/>
         </w:rPr>
-        <w:t>123123</w:t>
+        <w:t>ознакомиться с принципом работы триггеров. Реализовать и исследовать функциональные модули на их основе.</w:t>
       </w:r>
     </w:p>
     <w:p>
@@ -685,37 +685,7 @@
           <w:szCs w:val="28"/>
           <w:lang w:val="ru-RU" w:eastAsia="zh-CN" w:bidi="hi-IN"/>
         </w:rPr>
-        <w:t>Ввести в программу моделирования схему для исследования ИМС D-</w:t>
-      </w:r>
-      <w:r>
-        <w:rPr>
-          <w:rFonts w:ascii="Calibri" w:hAnsi="Calibri"/>
-          <w:b w:val="false"/>
-          <w:i w:val="false"/>
-          <w:caps w:val="false"/>
-          <w:smallCaps w:val="false"/>
-          <w:color w:val="34343C"/>
-          <w:spacing w:val="0"/>
-          <w:sz w:val="28"/>
-          <w:szCs w:val="28"/>
-          <w:lang w:val="ru-RU" w:eastAsia="zh-CN" w:bidi="hi-IN"/>
-        </w:rPr>
-        <w:t>т</w:t>
-      </w:r>
-      <w:r>
-        <w:rPr>
-          <w:rFonts w:ascii="Calibri" w:hAnsi="Calibri"/>
-          <w:b w:val="false"/>
-          <w:i w:val="false"/>
-          <w:caps w:val="false"/>
-          <w:smallCaps w:val="false"/>
-          <w:color w:val="34343C"/>
-          <w:spacing w:val="0"/>
-          <w:sz w:val="28"/>
-          <w:szCs w:val="28"/>
-          <w:lang w:val="ru-RU" w:eastAsia="zh-CN" w:bidi="hi-IN"/>
-        </w:rPr>
-        <w:t>риггера и исследовать его работу в динамическом режиме, продемонстрировать результат преподавателю.</w:t>
+        <w:t>Ввести в программу моделирования схему для исследования ИМС D-триггера и исследовать его работу в динамическом режиме, продемонстрировать результат преподавателю.</w:t>
       </w:r>
     </w:p>
     <w:p>
@@ -1087,6 +1057,7 @@
       <w:pPr>
         <w:pStyle w:val="Normal"/>
         <w:bidi w:val="0"/>
+        <w:spacing w:before="0" w:after="0"/>
         <w:jc w:val="start"/>
         <w:rPr>
           <w:rFonts w:ascii="Calibri" w:hAnsi="Calibri" w:cs="Calibri"/>
@@ -1164,19 +1135,7 @@
         </w:rPr>
       </w:pPr>
       <w:r>
-        <w:rPr>
-          <w:rFonts w:cs="Calibri" w:ascii="Calibri" w:hAnsi="Calibri"/>
-          <w:b w:val="false"/>
-          <w:bCs w:val="false"/>
-          <w:i w:val="false"/>
-          <w:caps w:val="false"/>
-          <w:smallCaps w:val="false"/>
-          <w:color w:val="34343C"/>
-          <w:spacing w:val="0"/>
-          <w:sz w:val="28"/>
-          <w:szCs w:val="28"/>
-          <w:lang w:val="ru-RU" w:eastAsia="zh-CN" w:bidi="hi-IN"/>
-        </w:rPr>
+        <w:rPr/>
         <w:drawing>
           <wp:inline distT="0" distB="0" distL="0" distR="0">
             <wp:extent cx="6120130" cy="2435225"/>
@@ -1330,7 +1289,7 @@
           <w:lang w:val="ru-RU" w:eastAsia="zh-CN" w:bidi="hi-IN"/>
         </w:rPr>
         <w:drawing>
-          <wp:anchor behindDoc="0" distT="0" distB="0" distL="0" distR="0" simplePos="0" locked="0" layoutInCell="0" allowOverlap="1" relativeHeight="5">
+          <wp:anchor behindDoc="0" distT="0" distB="0" distL="0" distR="0" simplePos="0" locked="0" layoutInCell="0" allowOverlap="1" relativeHeight="6">
             <wp:simplePos x="0" y="0"/>
             <wp:positionH relativeFrom="column">
               <wp:align>center</wp:align>
@@ -1722,6 +1681,44 @@
           <w:szCs w:val="28"/>
           <w:lang w:val="ru-RU" w:eastAsia="zh-CN" w:bidi="hi-IN"/>
         </w:rPr>
+        <w:drawing>
+          <wp:inline distT="0" distB="0" distL="0" distR="0">
+            <wp:extent cx="6120130" cy="2125345"/>
+            <wp:effectExtent l="0" t="0" r="0" b="0"/>
+            <wp:docPr id="6" name="Изображение6"/>
+            <wp:cNvGraphicFramePr>
+              <a:graphicFrameLocks xmlns:a="http://schemas.openxmlformats.org/drawingml/2006/main" noChangeAspect="1"/>
+            </wp:cNvGraphicFramePr>
+            <a:graphic xmlns:a="http://schemas.openxmlformats.org/drawingml/2006/main">
+              <a:graphicData uri="http://schemas.openxmlformats.org/drawingml/2006/picture">
+                <pic:pic xmlns:pic="http://schemas.openxmlformats.org/drawingml/2006/picture">
+                  <pic:nvPicPr>
+                    <pic:cNvPr id="6" name="Изображение6"/>
+                    <pic:cNvPicPr>
+                      <a:picLocks noChangeAspect="1" noChangeArrowheads="1"/>
+                    </pic:cNvPicPr>
+                  </pic:nvPicPr>
+                  <pic:blipFill>
+                    <a:blip r:embed="rId7"/>
+                    <a:stretch>
+                      <a:fillRect/>
+                    </a:stretch>
+                  </pic:blipFill>
+                  <pic:spPr bwMode="auto">
+                    <a:xfrm>
+                      <a:off x="0" y="0"/>
+                      <a:ext cx="6120130" cy="2125345"/>
+                    </a:xfrm>
+                    <a:prstGeom prst="rect">
+                      <a:avLst/>
+                    </a:prstGeom>
+                    <a:noFill/>
+                  </pic:spPr>
+                </pic:pic>
+              </a:graphicData>
+            </a:graphic>
+          </wp:inline>
+        </w:drawing>
       </w:r>
     </w:p>
     <w:sectPr>
@@ -2190,22 +2187,22 @@
       <w:lang w:val="ru-RU" w:eastAsia="zh-CN" w:bidi="hi-IN"/>
     </w:rPr>
   </w:style>
-  <w:style w:type="character" w:styleId="Style14">
-    <w:name w:val="Маркеры"/>
+  <w:style w:type="character" w:styleId="user">
+    <w:name w:val="Маркеры (user)"/>
     <w:qFormat/>
     <w:rPr>
       <w:rFonts w:ascii="OpenSymbol" w:hAnsi="OpenSymbol" w:eastAsia="OpenSymbol" w:cs="OpenSymbol"/>
     </w:rPr>
   </w:style>
-  <w:style w:type="character" w:styleId="Style15">
-    <w:name w:val="Символ нумерации"/>
+  <w:style w:type="character" w:styleId="user1">
+    <w:name w:val="Символ нумерации (user)"/>
     <w:qFormat/>
     <w:rPr>
       <w:sz w:val="28"/>
       <w:szCs w:val="28"/>
     </w:rPr>
   </w:style>
-  <w:style w:type="paragraph" w:styleId="Style16">
+  <w:style w:type="paragraph" w:styleId="Style14">
     <w:name w:val="Заголовок"/>
     <w:basedOn w:val="Normal"/>
     <w:next w:val="BodyText"/>
@@ -2252,7 +2249,7 @@
       <w:szCs w:val="24"/>
     </w:rPr>
   </w:style>
-  <w:style w:type="paragraph" w:styleId="Style17">
+  <w:style w:type="paragraph" w:styleId="Style15">
     <w:name w:val="Указатель"/>
     <w:basedOn w:val="Normal"/>
     <w:qFormat/>
@@ -2263,7 +2260,7 @@
       <w:rFonts w:cs="Lucida Sans"/>
     </w:rPr>
   </w:style>
-  <w:style w:type="paragraph" w:styleId="user">
+  <w:style w:type="paragraph" w:styleId="user2">
     <w:name w:val="Заголовок (user)"/>
     <w:basedOn w:val="Normal"/>
     <w:next w:val="BodyText"/>
@@ -2278,7 +2275,7 @@
       <w:szCs w:val="28"/>
     </w:rPr>
   </w:style>
-  <w:style w:type="paragraph" w:styleId="user1">
+  <w:style w:type="paragraph" w:styleId="user3">
     <w:name w:val="Указатель (user)"/>
     <w:basedOn w:val="Normal"/>
     <w:qFormat/>
